--- a/Backend/Director_Disclosure/Output_Disclosures/2024-25/NIRMAN_ADVISORY_PRIVATE_LIMITED/DIR-8/DIR8_UMESH_HARJIVANDAS_VED_00003393.docx
+++ b/Backend/Director_Disclosure/Output_Disclosures/2024-25/NIRMAN_ADVISORY_PRIVATE_LIMITED/DIR-8/DIR8_UMESH_HARJIVANDAS_VED_00003393.docx
@@ -410,76 +410,6 @@
                 <w:b w:val="0"/>
                 <w:sz w:val="23"/>
               </w:rPr>
-              <w:t>INNOVATIVE TYRES &amp; TUBES LIMITED</w:t>
-            </w:r>
-          </w:p>
-        </w:tc>
-        <w:tc>
-          <w:tcPr>
-            <w:tcW w:type="dxa" w:w="2610"/>
-          </w:tcPr>
-          <w:p>
-            <w:pPr>
-              <w:spacing w:after="0"/>
-              <w:jc w:val="center"/>
-            </w:pPr>
-            <w:r>
-              <w:rPr>
-                <w:rFonts w:ascii="Adani" w:hAnsi="Adani" w:eastAsia="Adani" w:cs="Adani"/>
-                <w:b w:val="0"/>
-                <w:sz w:val="23"/>
-              </w:rPr>
-              <w:t>29/12/2023</w:t>
-            </w:r>
-          </w:p>
-        </w:tc>
-        <w:tc>
-          <w:tcPr>
-            <w:tcW w:type="dxa" w:w="2250"/>
-          </w:tcPr>
-          <w:p>
-            <w:pPr>
-              <w:spacing w:after="0"/>
-              <w:jc w:val="center"/>
-            </w:pPr>
-          </w:p>
-        </w:tc>
-      </w:tr>
-      <w:tr>
-        <w:tc>
-          <w:tcPr>
-            <w:tcW w:type="dxa" w:w="636"/>
-          </w:tcPr>
-          <w:p>
-            <w:pPr>
-              <w:spacing w:after="0"/>
-              <w:ind w:left="360"/>
-            </w:pPr>
-            <w:r>
-              <w:rPr>
-                <w:rFonts w:ascii="Adani" w:hAnsi="Adani" w:eastAsia="Adani" w:cs="Adani"/>
-                <w:b w:val="0"/>
-                <w:sz w:val="23"/>
-              </w:rPr>
-              <w:t>3</w:t>
-            </w:r>
-          </w:p>
-        </w:tc>
-        <w:tc>
-          <w:tcPr>
-            <w:tcW w:type="dxa" w:w="3864"/>
-          </w:tcPr>
-          <w:p>
-            <w:pPr>
-              <w:spacing w:after="0"/>
-              <w:jc w:val="both"/>
-            </w:pPr>
-            <w:r>
-              <w:rPr>
-                <w:rFonts w:ascii="Adani" w:hAnsi="Adani" w:eastAsia="Adani" w:cs="Adani"/>
-                <w:b w:val="0"/>
-                <w:sz w:val="23"/>
-              </w:rPr>
               <w:t>THINK CAPITAL INSOLVENCY PROFESSIONALS LLP</w:t>
             </w:r>
           </w:p>
@@ -531,7 +461,7 @@
                 <w:b w:val="0"/>
                 <w:sz w:val="23"/>
               </w:rPr>
-              <w:t>4</w:t>
+              <w:t>3</w:t>
             </w:r>
           </w:p>
         </w:tc>
@@ -601,7 +531,7 @@
                 <w:b w:val="0"/>
                 <w:sz w:val="23"/>
               </w:rPr>
-              <w:t>5</w:t>
+              <w:t>4</w:t>
             </w:r>
           </w:p>
         </w:tc>
@@ -671,7 +601,7 @@
                 <w:b w:val="0"/>
                 <w:sz w:val="23"/>
               </w:rPr>
-              <w:t>6</w:t>
+              <w:t>5</w:t>
             </w:r>
           </w:p>
         </w:tc>
@@ -741,7 +671,7 @@
                 <w:b w:val="0"/>
                 <w:sz w:val="23"/>
               </w:rPr>
-              <w:t>7</w:t>
+              <w:t>6</w:t>
             </w:r>
           </w:p>
         </w:tc>
@@ -811,6 +741,76 @@
                 <w:b w:val="0"/>
                 <w:sz w:val="23"/>
               </w:rPr>
+              <w:t>7</w:t>
+            </w:r>
+          </w:p>
+        </w:tc>
+        <w:tc>
+          <w:tcPr>
+            <w:tcW w:type="dxa" w:w="3864"/>
+          </w:tcPr>
+          <w:p>
+            <w:pPr>
+              <w:spacing w:after="0"/>
+              <w:jc w:val="both"/>
+            </w:pPr>
+            <w:r>
+              <w:rPr>
+                <w:rFonts w:ascii="Adani" w:hAnsi="Adani" w:eastAsia="Adani" w:cs="Adani"/>
+                <w:b w:val="0"/>
+                <w:sz w:val="23"/>
+              </w:rPr>
+              <w:t>ADANI SOLAR ENERGY KUTCHH ONE LIMITED</w:t>
+            </w:r>
+          </w:p>
+        </w:tc>
+        <w:tc>
+          <w:tcPr>
+            <w:tcW w:type="dxa" w:w="2610"/>
+          </w:tcPr>
+          <w:p>
+            <w:pPr>
+              <w:spacing w:after="0"/>
+              <w:jc w:val="center"/>
+            </w:pPr>
+            <w:r>
+              <w:rPr>
+                <w:rFonts w:ascii="Adani" w:hAnsi="Adani" w:eastAsia="Adani" w:cs="Adani"/>
+                <w:b w:val="0"/>
+                <w:sz w:val="23"/>
+              </w:rPr>
+              <w:t>10/03/2022</w:t>
+            </w:r>
+          </w:p>
+        </w:tc>
+        <w:tc>
+          <w:tcPr>
+            <w:tcW w:type="dxa" w:w="2250"/>
+          </w:tcPr>
+          <w:p>
+            <w:pPr>
+              <w:spacing w:after="0"/>
+              <w:jc w:val="center"/>
+            </w:pPr>
+          </w:p>
+        </w:tc>
+      </w:tr>
+      <w:tr>
+        <w:tc>
+          <w:tcPr>
+            <w:tcW w:type="dxa" w:w="636"/>
+          </w:tcPr>
+          <w:p>
+            <w:pPr>
+              <w:spacing w:after="0"/>
+              <w:ind w:left="360"/>
+            </w:pPr>
+            <w:r>
+              <w:rPr>
+                <w:rFonts w:ascii="Adani" w:hAnsi="Adani" w:eastAsia="Adani" w:cs="Adani"/>
+                <w:b w:val="0"/>
+                <w:sz w:val="23"/>
+              </w:rPr>
               <w:t>8</w:t>
             </w:r>
           </w:p>
@@ -830,7 +830,7 @@
                 <w:b w:val="0"/>
                 <w:sz w:val="23"/>
               </w:rPr>
-              <w:t>ADANI SOLAR ENERGY FOUR LIMITED</w:t>
+              <w:t>ADANI SOLAR ENERGY JODHPUR FIVE LIMITED</w:t>
             </w:r>
           </w:p>
         </w:tc>
@@ -970,7 +970,7 @@
                 <w:b w:val="0"/>
                 <w:sz w:val="23"/>
               </w:rPr>
-              <w:t>ADANI SOLAR ENERGY JODHPUR FIVE LIMITED</w:t>
+              <w:t>ADANI SOLAR ENERGY AP SIX PRIVATE LIMITED</w:t>
             </w:r>
           </w:p>
         </w:tc>
@@ -1040,7 +1040,7 @@
                 <w:b w:val="0"/>
                 <w:sz w:val="23"/>
               </w:rPr>
-              <w:t>ADANI SOLAR ENERGY AP SIX PRIVATE LIMITED</w:t>
+              <w:t>ADANI SOLAR ENERGY CHITRAKOOT ONE LIMITED</w:t>
             </w:r>
           </w:p>
         </w:tc>
@@ -1110,7 +1110,7 @@
                 <w:b w:val="0"/>
                 <w:sz w:val="23"/>
               </w:rPr>
-              <w:t>ADANI SOLAR ENERGY CHITRAKOOT ONE LIMITED</w:t>
+              <w:t>ADANI SOLAR ENERGY FOUR LIMITED</w:t>
             </w:r>
           </w:p>
         </w:tc>
@@ -1180,76 +1180,6 @@
                 <w:b w:val="0"/>
                 <w:sz w:val="23"/>
               </w:rPr>
-              <w:t>ADANI SOLAR ENERGY KUTCHH ONE LIMITED</w:t>
-            </w:r>
-          </w:p>
-        </w:tc>
-        <w:tc>
-          <w:tcPr>
-            <w:tcW w:type="dxa" w:w="2610"/>
-          </w:tcPr>
-          <w:p>
-            <w:pPr>
-              <w:spacing w:after="0"/>
-              <w:jc w:val="center"/>
-            </w:pPr>
-            <w:r>
-              <w:rPr>
-                <w:rFonts w:ascii="Adani" w:hAnsi="Adani" w:eastAsia="Adani" w:cs="Adani"/>
-                <w:b w:val="0"/>
-                <w:sz w:val="23"/>
-              </w:rPr>
-              <w:t>10/03/2022</w:t>
-            </w:r>
-          </w:p>
-        </w:tc>
-        <w:tc>
-          <w:tcPr>
-            <w:tcW w:type="dxa" w:w="2250"/>
-          </w:tcPr>
-          <w:p>
-            <w:pPr>
-              <w:spacing w:after="0"/>
-              <w:jc w:val="center"/>
-            </w:pPr>
-          </w:p>
-        </w:tc>
-      </w:tr>
-      <w:tr>
-        <w:tc>
-          <w:tcPr>
-            <w:tcW w:type="dxa" w:w="636"/>
-          </w:tcPr>
-          <w:p>
-            <w:pPr>
-              <w:spacing w:after="0"/>
-              <w:ind w:left="360"/>
-            </w:pPr>
-            <w:r>
-              <w:rPr>
-                <w:rFonts w:ascii="Adani" w:hAnsi="Adani" w:eastAsia="Adani" w:cs="Adani"/>
-                <w:b w:val="0"/>
-                <w:sz w:val="23"/>
-              </w:rPr>
-              <w:t>14</w:t>
-            </w:r>
-          </w:p>
-        </w:tc>
-        <w:tc>
-          <w:tcPr>
-            <w:tcW w:type="dxa" w:w="3864"/>
-          </w:tcPr>
-          <w:p>
-            <w:pPr>
-              <w:spacing w:after="0"/>
-              <w:jc w:val="both"/>
-            </w:pPr>
-            <w:r>
-              <w:rPr>
-                <w:rFonts w:ascii="Adani" w:hAnsi="Adani" w:eastAsia="Adani" w:cs="Adani"/>
-                <w:b w:val="0"/>
-                <w:sz w:val="23"/>
-              </w:rPr>
               <w:t>BANMAK PHARMA LLP</w:t>
             </w:r>
           </w:p>
@@ -1301,77 +1231,7 @@
                 <w:b w:val="0"/>
                 <w:sz w:val="23"/>
               </w:rPr>
-              <w:t>15</w:t>
-            </w:r>
-          </w:p>
-        </w:tc>
-        <w:tc>
-          <w:tcPr>
-            <w:tcW w:type="dxa" w:w="3864"/>
-          </w:tcPr>
-          <w:p>
-            <w:pPr>
-              <w:spacing w:after="0"/>
-              <w:jc w:val="both"/>
-            </w:pPr>
-            <w:r>
-              <w:rPr>
-                <w:rFonts w:ascii="Adani" w:hAnsi="Adani" w:eastAsia="Adani" w:cs="Adani"/>
-                <w:b w:val="0"/>
-                <w:sz w:val="23"/>
-              </w:rPr>
-              <w:t>HALLMARK TEXTILES LIMITED</w:t>
-            </w:r>
-          </w:p>
-        </w:tc>
-        <w:tc>
-          <w:tcPr>
-            <w:tcW w:type="dxa" w:w="2610"/>
-          </w:tcPr>
-          <w:p>
-            <w:pPr>
-              <w:spacing w:after="0"/>
-              <w:jc w:val="center"/>
-            </w:pPr>
-            <w:r>
-              <w:rPr>
-                <w:rFonts w:ascii="Adani" w:hAnsi="Adani" w:eastAsia="Adani" w:cs="Adani"/>
-                <w:b w:val="0"/>
-                <w:sz w:val="23"/>
-              </w:rPr>
-              <w:t>04/02/2020</w:t>
-            </w:r>
-          </w:p>
-        </w:tc>
-        <w:tc>
-          <w:tcPr>
-            <w:tcW w:type="dxa" w:w="2250"/>
-          </w:tcPr>
-          <w:p>
-            <w:pPr>
-              <w:spacing w:after="0"/>
-              <w:jc w:val="center"/>
-            </w:pPr>
-          </w:p>
-        </w:tc>
-      </w:tr>
-      <w:tr>
-        <w:tc>
-          <w:tcPr>
-            <w:tcW w:type="dxa" w:w="636"/>
-          </w:tcPr>
-          <w:p>
-            <w:pPr>
-              <w:spacing w:after="0"/>
-              <w:ind w:left="360"/>
-            </w:pPr>
-            <w:r>
-              <w:rPr>
-                <w:rFonts w:ascii="Adani" w:hAnsi="Adani" w:eastAsia="Adani" w:cs="Adani"/>
-                <w:b w:val="0"/>
-                <w:sz w:val="23"/>
-              </w:rPr>
-              <w:t>16</w:t>
+              <w:t>14</w:t>
             </w:r>
           </w:p>
         </w:tc>
@@ -1441,7 +1301,7 @@
                 <w:b w:val="0"/>
                 <w:sz w:val="23"/>
               </w:rPr>
-              <w:t>17</w:t>
+              <w:t>15</w:t>
             </w:r>
           </w:p>
         </w:tc>
@@ -1511,7 +1371,7 @@
                 <w:b w:val="0"/>
                 <w:sz w:val="23"/>
               </w:rPr>
-              <w:t>18</w:t>
+              <w:t>16</w:t>
             </w:r>
           </w:p>
         </w:tc>
@@ -1581,7 +1441,217 @@
                 <w:b w:val="0"/>
                 <w:sz w:val="23"/>
               </w:rPr>
+              <w:t>17</w:t>
+            </w:r>
+          </w:p>
+        </w:tc>
+        <w:tc>
+          <w:tcPr>
+            <w:tcW w:type="dxa" w:w="3864"/>
+          </w:tcPr>
+          <w:p>
+            <w:pPr>
+              <w:spacing w:after="0"/>
+              <w:jc w:val="both"/>
+            </w:pPr>
+            <w:r>
+              <w:rPr>
+                <w:rFonts w:ascii="Adani" w:hAnsi="Adani" w:eastAsia="Adani" w:cs="Adani"/>
+                <w:b w:val="0"/>
+                <w:sz w:val="23"/>
+              </w:rPr>
+              <w:t>VRAJ ADVISORY PRIVATE LIMITED</w:t>
+            </w:r>
+          </w:p>
+        </w:tc>
+        <w:tc>
+          <w:tcPr>
+            <w:tcW w:type="dxa" w:w="2610"/>
+          </w:tcPr>
+          <w:p>
+            <w:pPr>
+              <w:spacing w:after="0"/>
+              <w:jc w:val="center"/>
+            </w:pPr>
+            <w:r>
+              <w:rPr>
+                <w:rFonts w:ascii="Adani" w:hAnsi="Adani" w:eastAsia="Adani" w:cs="Adani"/>
+                <w:b w:val="0"/>
+                <w:sz w:val="23"/>
+              </w:rPr>
+              <w:t>04/11/2011</w:t>
+            </w:r>
+          </w:p>
+        </w:tc>
+        <w:tc>
+          <w:tcPr>
+            <w:tcW w:type="dxa" w:w="2250"/>
+          </w:tcPr>
+          <w:p>
+            <w:pPr>
+              <w:spacing w:after="0"/>
+              <w:jc w:val="center"/>
+            </w:pPr>
+          </w:p>
+        </w:tc>
+      </w:tr>
+      <w:tr>
+        <w:tc>
+          <w:tcPr>
+            <w:tcW w:type="dxa" w:w="636"/>
+          </w:tcPr>
+          <w:p>
+            <w:pPr>
+              <w:spacing w:after="0"/>
+              <w:ind w:left="360"/>
+            </w:pPr>
+            <w:r>
+              <w:rPr>
+                <w:rFonts w:ascii="Adani" w:hAnsi="Adani" w:eastAsia="Adani" w:cs="Adani"/>
+                <w:b w:val="0"/>
+                <w:sz w:val="23"/>
+              </w:rPr>
+              <w:t>18</w:t>
+            </w:r>
+          </w:p>
+        </w:tc>
+        <w:tc>
+          <w:tcPr>
+            <w:tcW w:type="dxa" w:w="3864"/>
+          </w:tcPr>
+          <w:p>
+            <w:pPr>
+              <w:spacing w:after="0"/>
+              <w:jc w:val="both"/>
+            </w:pPr>
+            <w:r>
+              <w:rPr>
+                <w:rFonts w:ascii="Adani" w:hAnsi="Adani" w:eastAsia="Adani" w:cs="Adani"/>
+                <w:b w:val="0"/>
+                <w:sz w:val="23"/>
+              </w:rPr>
+              <w:t>BANKIM CONSULTANCY PRIVATE LIMITED</w:t>
+            </w:r>
+          </w:p>
+        </w:tc>
+        <w:tc>
+          <w:tcPr>
+            <w:tcW w:type="dxa" w:w="2610"/>
+          </w:tcPr>
+          <w:p>
+            <w:pPr>
+              <w:spacing w:after="0"/>
+              <w:jc w:val="center"/>
+            </w:pPr>
+            <w:r>
+              <w:rPr>
+                <w:rFonts w:ascii="Adani" w:hAnsi="Adani" w:eastAsia="Adani" w:cs="Adani"/>
+                <w:b w:val="0"/>
+                <w:sz w:val="23"/>
+              </w:rPr>
+              <w:t>23/03/2009</w:t>
+            </w:r>
+          </w:p>
+        </w:tc>
+        <w:tc>
+          <w:tcPr>
+            <w:tcW w:type="dxa" w:w="2250"/>
+          </w:tcPr>
+          <w:p>
+            <w:pPr>
+              <w:spacing w:after="0"/>
+              <w:jc w:val="center"/>
+            </w:pPr>
+          </w:p>
+        </w:tc>
+      </w:tr>
+      <w:tr>
+        <w:tc>
+          <w:tcPr>
+            <w:tcW w:type="dxa" w:w="636"/>
+          </w:tcPr>
+          <w:p>
+            <w:pPr>
+              <w:spacing w:after="0"/>
+              <w:ind w:left="360"/>
+            </w:pPr>
+            <w:r>
+              <w:rPr>
+                <w:rFonts w:ascii="Adani" w:hAnsi="Adani" w:eastAsia="Adani" w:cs="Adani"/>
+                <w:b w:val="0"/>
+                <w:sz w:val="23"/>
+              </w:rPr>
               <w:t>19</w:t>
+            </w:r>
+          </w:p>
+        </w:tc>
+        <w:tc>
+          <w:tcPr>
+            <w:tcW w:type="dxa" w:w="3864"/>
+          </w:tcPr>
+          <w:p>
+            <w:pPr>
+              <w:spacing w:after="0"/>
+              <w:jc w:val="both"/>
+            </w:pPr>
+            <w:r>
+              <w:rPr>
+                <w:rFonts w:ascii="Adani" w:hAnsi="Adani" w:eastAsia="Adani" w:cs="Adani"/>
+                <w:b w:val="0"/>
+                <w:sz w:val="23"/>
+              </w:rPr>
+              <w:t>NIRMAN ADVISORY PRIVATE LIMITED</w:t>
+            </w:r>
+          </w:p>
+        </w:tc>
+        <w:tc>
+          <w:tcPr>
+            <w:tcW w:type="dxa" w:w="2610"/>
+          </w:tcPr>
+          <w:p>
+            <w:pPr>
+              <w:spacing w:after="0"/>
+              <w:jc w:val="center"/>
+            </w:pPr>
+            <w:r>
+              <w:rPr>
+                <w:rFonts w:ascii="Adani" w:hAnsi="Adani" w:eastAsia="Adani" w:cs="Adani"/>
+                <w:b w:val="0"/>
+                <w:sz w:val="23"/>
+              </w:rPr>
+              <w:t>24/02/2009</w:t>
+            </w:r>
+          </w:p>
+        </w:tc>
+        <w:tc>
+          <w:tcPr>
+            <w:tcW w:type="dxa" w:w="2250"/>
+          </w:tcPr>
+          <w:p>
+            <w:pPr>
+              <w:spacing w:after="0"/>
+              <w:jc w:val="center"/>
+            </w:pPr>
+          </w:p>
+        </w:tc>
+      </w:tr>
+      <w:tr>
+        <w:tc>
+          <w:tcPr>
+            <w:tcW w:type="dxa" w:w="636"/>
+          </w:tcPr>
+          <w:p>
+            <w:pPr>
+              <w:spacing w:after="0"/>
+              <w:ind w:left="360"/>
+            </w:pPr>
+            <w:r>
+              <w:rPr>
+                <w:rFonts w:ascii="Adani" w:hAnsi="Adani" w:eastAsia="Adani" w:cs="Adani"/>
+                <w:b w:val="0"/>
+                <w:sz w:val="23"/>
+              </w:rPr>
+              <w:t>20</w:t>
             </w:r>
           </w:p>
         </w:tc>
@@ -1651,7 +1721,7 @@
                 <w:b w:val="0"/>
                 <w:sz w:val="23"/>
               </w:rPr>
-              <w:t>20</w:t>
+              <w:t>21</w:t>
             </w:r>
           </w:p>
         </w:tc>
@@ -1721,7 +1791,77 @@
                 <w:b w:val="0"/>
                 <w:sz w:val="23"/>
               </w:rPr>
-              <w:t>21</w:t>
+              <w:t>22</w:t>
+            </w:r>
+          </w:p>
+        </w:tc>
+        <w:tc>
+          <w:tcPr>
+            <w:tcW w:type="dxa" w:w="3864"/>
+          </w:tcPr>
+          <w:p>
+            <w:pPr>
+              <w:spacing w:after="0"/>
+              <w:jc w:val="both"/>
+            </w:pPr>
+            <w:r>
+              <w:rPr>
+                <w:rFonts w:ascii="Adani" w:hAnsi="Adani" w:eastAsia="Adani" w:cs="Adani"/>
+                <w:b w:val="0"/>
+                <w:sz w:val="23"/>
+              </w:rPr>
+              <w:t>ROHAN CORPORATE SERVICES PRIVATE LIMITED</w:t>
+            </w:r>
+          </w:p>
+        </w:tc>
+        <w:tc>
+          <w:tcPr>
+            <w:tcW w:type="dxa" w:w="2610"/>
+          </w:tcPr>
+          <w:p>
+            <w:pPr>
+              <w:spacing w:after="0"/>
+              <w:jc w:val="center"/>
+            </w:pPr>
+            <w:r>
+              <w:rPr>
+                <w:rFonts w:ascii="Adani" w:hAnsi="Adani" w:eastAsia="Adani" w:cs="Adani"/>
+                <w:b w:val="0"/>
+                <w:sz w:val="23"/>
+              </w:rPr>
+              <w:t>12/08/2006</w:t>
+            </w:r>
+          </w:p>
+        </w:tc>
+        <w:tc>
+          <w:tcPr>
+            <w:tcW w:type="dxa" w:w="2250"/>
+          </w:tcPr>
+          <w:p>
+            <w:pPr>
+              <w:spacing w:after="0"/>
+              <w:jc w:val="center"/>
+            </w:pPr>
+          </w:p>
+        </w:tc>
+      </w:tr>
+      <w:tr>
+        <w:tc>
+          <w:tcPr>
+            <w:tcW w:type="dxa" w:w="636"/>
+          </w:tcPr>
+          <w:p>
+            <w:pPr>
+              <w:spacing w:after="0"/>
+              <w:ind w:left="360"/>
+            </w:pPr>
+            <w:r>
+              <w:rPr>
+                <w:rFonts w:ascii="Adani" w:hAnsi="Adani" w:eastAsia="Adani" w:cs="Adani"/>
+                <w:b w:val="0"/>
+                <w:sz w:val="23"/>
+              </w:rPr>
+              <w:t>23</w:t>
             </w:r>
           </w:p>
         </w:tc>
@@ -1791,7 +1931,7 @@
                 <w:b w:val="0"/>
                 <w:sz w:val="23"/>
               </w:rPr>
-              <w:t>22</w:t>
+              <w:t>24</w:t>
             </w:r>
           </w:p>
         </w:tc>
@@ -1810,7 +1950,7 @@
                 <w:b w:val="0"/>
                 <w:sz w:val="23"/>
               </w:rPr>
-              <w:t>MRUNAL AGENCY AND FINANCIALS PRIVATE LIMITED</w:t>
+              <w:t>DYNAMIC ASSIGNMENTS PRIVATE LIMITED</w:t>
             </w:r>
           </w:p>
         </w:tc>
@@ -1829,7 +1969,7 @@
                 <w:b w:val="0"/>
                 <w:sz w:val="23"/>
               </w:rPr>
-              <w:t>07/06/1996</w:t>
+              <w:t>01/11/1995</w:t>
             </w:r>
           </w:p>
         </w:tc>
@@ -1945,7 +2085,7 @@
           <w:b w:val="0"/>
           <w:sz w:val="23"/>
         </w:rPr>
-        <w:t xml:space="preserve">Date: 07th May, 2026</w:t>
+        <w:t xml:space="preserve">Date: 15th May, 2026</w:t>
         <w:tab/>
       </w:r>
     </w:p>
